--- a/output/確認事項の区分.docx
+++ b/output/確認事項の区分.docx
@@ -673,7 +673,7 @@
                 <w:b/>
                 <w:sz w:val="17"/>
               </w:rPr>
-              <w:t>4件</w:t>
+              <w:t>3件</w:t>
             </w:r>
           </w:p>
         </w:tc>
@@ -692,7 +692,7 @@
                 <w:b w:val="0"/>
                 <w:sz w:val="17"/>
               </w:rPr>
-              <w:t>№52・53（ご回答をいただいたもの）／№60・65（国の公表資料で当方が確認したもの）</w:t>
+              <w:t>№52・53（ご回答をいただいたもの）／№65（国の公表資料で当方が確認したもの）</w:t>
             </w:r>
           </w:p>
         </w:tc>
@@ -732,7 +732,7 @@
                 <w:b/>
                 <w:sz w:val="17"/>
               </w:rPr>
-              <w:t>21件</w:t>
+              <w:t>22件</w:t>
             </w:r>
           </w:p>
         </w:tc>
@@ -1478,7 +1478,7 @@
           <w:color w:val="2E74B5"/>
           <w:sz w:val="30"/>
         </w:rPr>
-        <w:t>第２　Ａ　解決済み（4件）　―　照会を取り下げます</w:t>
+        <w:t>第２　Ａ　解決済み（3件）　―　照会を取り下げます</w:t>
       </w:r>
       <w:bookmarkEnd w:id="105"/>
     </w:p>
@@ -1724,73 +1724,6 @@
                 <w:b/>
                 <w:sz w:val="17"/>
               </w:rPr>
-              <w:t>60</w:t>
-            </w:r>
-          </w:p>
-        </w:tc>
-        <w:tc>
-          <w:tcPr>
-            <w:tcW w:type="dxa" w:w="3061"/>
-            <w:vAlign w:val="center"/>
-          </w:tcPr>
-          <w:p>
-            <w:pPr>
-              <w:spacing w:before="20" w:after="20"/>
-            </w:pPr>
-            <w:r>
-              <w:rPr>
-                <w:rFonts w:ascii="游ゴシック" w:hAnsi="游ゴシック" w:eastAsia="游ゴシック"/>
-                <w:b w:val="0"/>
-                <w:sz w:val="17"/>
-              </w:rPr>
-              <w:t>岩手県の介護職員必要数</w:t>
-            </w:r>
-          </w:p>
-        </w:tc>
-        <w:tc>
-          <w:tcPr>
-            <w:tcW w:type="dxa" w:w="5839"/>
-            <w:vAlign w:val="center"/>
-          </w:tcPr>
-          <w:p>
-            <w:pPr>
-              <w:spacing w:before="20" w:after="20"/>
-            </w:pPr>
-            <w:r>
-              <w:rPr>
-                <w:rFonts w:ascii="游ゴシック" w:hAnsi="游ゴシック" w:eastAsia="游ゴシック"/>
-                <w:b/>
-                <w:sz w:val="17"/>
-              </w:rPr>
-              <w:t>当方で確認しました。</w:t>
-            </w:r>
-            <w:r>
-              <w:rPr>
-                <w:rFonts w:ascii="游ゴシック" w:hAnsi="游ゴシック" w:eastAsia="游ゴシック"/>
-                <w:b w:val="0"/>
-                <w:sz w:val="17"/>
-              </w:rPr>
-              <w:t>厚生労働省「第9期介護保険事業計画に基づく介護職員の必要数」別紙5により、岩手県の令和22年度の必要数26,477人・現状推移を見込んだ職員数20,490人</w:t>
-            </w:r>
-          </w:p>
-        </w:tc>
-      </w:tr>
-      <w:tr>
-        <w:tc>
-          <w:tcPr>
-            <w:tcW w:type="dxa" w:w="680"/>
-            <w:vAlign w:val="center"/>
-          </w:tcPr>
-          <w:p>
-            <w:pPr>
-              <w:spacing w:before="20" w:after="20"/>
-            </w:pPr>
-            <w:r>
-              <w:rPr>
-                <w:rFonts w:ascii="游ゴシック" w:hAnsi="游ゴシック" w:eastAsia="游ゴシック"/>
-                <w:b/>
-                <w:sz w:val="17"/>
-              </w:rPr>
               <w:t>65</w:t>
             </w:r>
           </w:p>
@@ -1858,7 +1791,7 @@
           <w:b/>
           <w:sz w:val="21"/>
         </w:rPr>
-        <w:t>№60について</w:t>
+        <w:t>№60をＡからＢへ移しました。</w:t>
       </w:r>
       <w:r>
         <w:rPr>
@@ -1866,7 +1799,23 @@
           <w:b w:val="0"/>
           <w:sz w:val="21"/>
         </w:rPr>
-        <w:t xml:space="preserve">　</w:t>
+        <w:t>岩手県の介護職員必要数（令和22年度の必要数26,477人・現状推移を見込んだ職員数20,490人）は厚生労働省「第9期介護保険事業計画に基づく介護職員の必要数」別紙5により確認できましたが、</w:t>
+      </w:r>
+      <w:r>
+        <w:rPr>
+          <w:rFonts w:ascii="游ゴシック" w:hAnsi="游ゴシック" w:eastAsia="游ゴシック"/>
+          <w:b/>
+          <w:sz w:val="21"/>
+        </w:rPr>
+        <w:t>割り戻しに用いるもう一方の値（岩手県の要介護認定者数）が未確認であり、本町の必要数を算出できていません。</w:t>
+      </w:r>
+      <w:r>
+        <w:rPr>
+          <w:rFonts w:ascii="游ゴシック" w:hAnsi="游ゴシック" w:eastAsia="游ゴシック"/>
+          <w:b w:val="0"/>
+          <w:sz w:val="21"/>
+        </w:rPr>
+        <w:t>同値は介護保険事業状況報告（公表資料）によるものであるため、当方で確認いたします（第3のＢ）。</w:t>
       </w:r>
       <w:r>
         <w:rPr>
@@ -1940,7 +1889,7 @@
           <w:color w:val="2E74B5"/>
           <w:sz w:val="30"/>
         </w:rPr>
-        <w:t>第３　Ｂ　当方で一次資料を確認する（21件）　―　ご回答は不要です</w:t>
+        <w:t>第３　Ｂ　当方で一次資料を確認する（22件）　―　ご回答は不要です</w:t>
       </w:r>
       <w:bookmarkEnd w:id="106"/>
     </w:p>
@@ -3122,7 +3071,7 @@
           <w:color w:val="2E74B5"/>
           <w:sz w:val="25"/>
         </w:rPr>
-        <w:t>４　資料・出典の確認（5件）</w:t>
+        <w:t>４　資料・出典の確認（6件）</w:t>
       </w:r>
       <w:bookmarkEnd w:id="110"/>
     </w:p>
@@ -3450,6 +3399,65 @@
                 <w:sz w:val="17"/>
               </w:rPr>
               <w:t>市町村単位で得られる項目と年次に限ります。得られない場合は改めてお願いいたします</w:t>
+            </w:r>
+          </w:p>
+        </w:tc>
+      </w:tr>
+      <w:tr>
+        <w:tc>
+          <w:tcPr>
+            <w:tcW w:type="dxa" w:w="680"/>
+            <w:vAlign w:val="center"/>
+          </w:tcPr>
+          <w:p>
+            <w:pPr>
+              <w:spacing w:before="20" w:after="20"/>
+            </w:pPr>
+            <w:r>
+              <w:rPr>
+                <w:rFonts w:ascii="游ゴシック" w:hAnsi="游ゴシック" w:eastAsia="游ゴシック"/>
+                <w:b/>
+                <w:sz w:val="17"/>
+              </w:rPr>
+              <w:t>60</w:t>
+            </w:r>
+          </w:p>
+        </w:tc>
+        <w:tc>
+          <w:tcPr>
+            <w:tcW w:type="dxa" w:w="3969"/>
+            <w:vAlign w:val="center"/>
+          </w:tcPr>
+          <w:p>
+            <w:pPr>
+              <w:spacing w:before="20" w:after="20"/>
+            </w:pPr>
+            <w:r>
+              <w:rPr>
+                <w:rFonts w:ascii="游ゴシック" w:hAnsi="游ゴシック" w:eastAsia="游ゴシック"/>
+                <w:b/>
+                <w:sz w:val="17"/>
+              </w:rPr>
+              <w:t>岩手県の要介護認定者数を介護保険事業状況報告（公表資料）で確認する</w:t>
+            </w:r>
+          </w:p>
+        </w:tc>
+        <w:tc>
+          <w:tcPr>
+            <w:tcW w:type="dxa" w:w="4932"/>
+            <w:vAlign w:val="center"/>
+          </w:tcPr>
+          <w:p>
+            <w:pPr>
+              <w:spacing w:before="20" w:after="20"/>
+            </w:pPr>
+            <w:r>
+              <w:rPr>
+                <w:rFonts w:ascii="游ゴシック" w:hAnsi="游ゴシック" w:eastAsia="游ゴシック"/>
+                <w:b/>
+                <w:sz w:val="17"/>
+              </w:rPr>
+              <w:t>岩手県の介護職員必要数は別紙5で確認済みです。認定者数が得られ次第、本町の必要数を算出します（第7章5）</w:t>
             </w:r>
           </w:p>
         </w:tc>
@@ -5995,7 +6003,7 @@
           <w:b/>
           <w:sz w:val="21"/>
         </w:rPr>
-        <w:t>Ｂの21件とＣの先行整理を進めるには、環境のネットワークの設定でこれらを許可していただくか、該当する資料をファイルでお送りいただく必要があります。</w:t>
+        <w:t>Ｂの22件とＣの先行整理を進めるには、環境のネットワークの設定でこれらを許可していただくか、該当する資料をファイルでお送りいただく必要があります。</w:t>
       </w:r>
     </w:p>
     <w:sectPr>

--- a/output/確認事項の区分.docx
+++ b/output/確認事項の区分.docx
@@ -732,7 +732,7 @@
                 <w:b/>
                 <w:sz w:val="17"/>
               </w:rPr>
-              <w:t>22件</w:t>
+              <w:t>21件</w:t>
             </w:r>
           </w:p>
         </w:tc>
@@ -799,7 +799,7 @@
                 <w:b/>
                 <w:sz w:val="17"/>
               </w:rPr>
-              <w:t>15件</w:t>
+              <w:t>16件</w:t>
             </w:r>
           </w:p>
         </w:tc>
@@ -957,7 +957,7 @@
           <w:b/>
           <w:sz w:val="21"/>
         </w:rPr>
-        <w:t>したがって、25件（Ａ・Ｂ）を当面の照会から外し、15件（Ｃ）は照会の内容を縮減し、30件（Ｄ）を回答のご依頼の対象といたします。</w:t>
+        <w:t>したがって、24件（Ａ・Ｂ）を当面の照会から外し、16件（Ｃ）は照会の内容を縮減し、30件（Ｄ）を回答のご依頼の対象といたします。</w:t>
       </w:r>
     </w:p>
     <w:p>
@@ -1117,7 +1117,7 @@
                 <w:b/>
                 <w:sz w:val="17"/>
               </w:rPr>
-              <w:t>19件</w:t>
+              <w:t>18件</w:t>
             </w:r>
           </w:p>
         </w:tc>
@@ -1136,7 +1136,7 @@
                 <w:b w:val="0"/>
                 <w:sz w:val="17"/>
               </w:rPr>
-              <w:t>№1・5・6・10・13・23・25・43・44・45・47・48・51・52・53・54・60・65・66</w:t>
+              <w:t>№1・5・10・13・23・25・43・44・45・47・48・51・52・53・54・60・65・66</w:t>
             </w:r>
           </w:p>
         </w:tc>
@@ -1243,7 +1243,7 @@
                 <w:b/>
                 <w:sz w:val="17"/>
               </w:rPr>
-              <w:t>5件</w:t>
+              <w:t>6件</w:t>
             </w:r>
           </w:p>
         </w:tc>
@@ -1262,7 +1262,7 @@
                 <w:b/>
                 <w:sz w:val="17"/>
               </w:rPr>
-              <w:t>№55・57・58・63・64。</w:t>
+              <w:t>№6・55・57・58・63・64。</w:t>
             </w:r>
             <w:r>
               <w:rPr>
@@ -1270,7 +1270,15 @@
                 <w:b w:val="0"/>
                 <w:sz w:val="17"/>
               </w:rPr>
-              <w:t>公表資料では町固有の事実を置き換えられないことが分かったためです</w:t>
+              <w:t>公表資料では町固有の事実を置き換えられないことが分かったためです。</w:t>
+            </w:r>
+            <w:r>
+              <w:rPr>
+                <w:rFonts w:ascii="游ゴシック" w:hAnsi="游ゴシック" w:eastAsia="游ゴシック"/>
+                <w:b/>
+                <w:sz w:val="17"/>
+              </w:rPr>
+              <w:t>№6（高齢者向け住まいの入居定員総数および要介護者等の入居状況）は、県が把握して市町村に提供するものであり、定員は公表資料で確かめられますが、要介護者等の入居状況は公表されていません</w:t>
             </w:r>
           </w:p>
         </w:tc>
@@ -1457,7 +1465,7 @@
           <w:b/>
           <w:sz w:val="21"/>
         </w:rPr>
-        <w:t>Ｃの15件は、公表部分を当方が書いたうえで、残る町固有の部分だけをお尋ねします。</w:t>
+        <w:t>Ｃの16件は、公表部分を当方が書いたうえで、残る町固有の部分だけをお尋ねします。</w:t>
       </w:r>
     </w:p>
     <w:p>
@@ -1889,7 +1897,7 @@
           <w:color w:val="2E74B5"/>
           <w:sz w:val="30"/>
         </w:rPr>
-        <w:t>第３　Ｂ　当方で一次資料を確認する（22件）　―　ご回答は不要です</w:t>
+        <w:t>第３　Ｂ　当方で一次資料を確認する（21件）　―　ご回答は不要です</w:t>
       </w:r>
       <w:bookmarkEnd w:id="106"/>
     </w:p>
@@ -1927,7 +1935,7 @@
           <w:color w:val="2E74B5"/>
           <w:sz w:val="25"/>
         </w:rPr>
-        <w:t>１　数値の定義・母数（7件）</w:t>
+        <w:t>１　数値の定義・母数（6件）</w:t>
       </w:r>
       <w:bookmarkEnd w:id="107"/>
     </w:p>
@@ -2039,7 +2047,7 @@
                 <w:b/>
                 <w:sz w:val="17"/>
               </w:rPr>
-              <w:t>1・6</w:t>
+              <w:t>1・48</w:t>
             </w:r>
             <w:r>
               <w:rPr>
@@ -2055,7 +2063,7 @@
                 <w:b/>
                 <w:sz w:val="17"/>
               </w:rPr>
-              <w:t>48・51</w:t>
+              <w:t>51</w:t>
             </w:r>
           </w:p>
         </w:tc>
@@ -2093,7 +2101,7 @@
                 <w:b/>
                 <w:sz w:val="17"/>
               </w:rPr>
-              <w:t>数値の不一致は未解消です。認知症高齢者数の件数の確定は保留します。</w:t>
+              <w:t>№51は確認を終え、Ｂ7を本計画の系列と定めました。</w:t>
             </w:r>
             <w:r>
               <w:rPr>
@@ -2101,7 +2109,15 @@
                 <w:b w:val="0"/>
                 <w:sz w:val="17"/>
               </w:rPr>
-              <w:t>自立度別の内訳はＢ7にしかないため、内訳の分析はＢ7によらざるを得ません</w:t>
+              <w:t>国の基本指針（案）別表1の把握方法が見える化システムであること、Ｂ7が年2回更新され進捗管理を続けられること、自立度別の内訳がＢ7にしかないことによります。</w:t>
+            </w:r>
+            <w:r>
+              <w:rPr>
+                <w:rFonts w:ascii="游ゴシック" w:hAnsi="游ゴシック" w:eastAsia="游ゴシック"/>
+                <w:b/>
+                <w:sz w:val="17"/>
+              </w:rPr>
+              <w:t>№1・48（Ｂ7の指標解説と認定者数合計の差）はシステム内の定義書によるため、町のアカウントでの出力をお願いいたします。人数はＢ7の構成比のみを用いるため、差の理由が分からないままでも計画の数値は動きません</w:t>
             </w:r>
           </w:p>
         </w:tc>
@@ -3545,7 +3561,7 @@
           <w:color w:val="2E74B5"/>
           <w:sz w:val="30"/>
         </w:rPr>
-        <w:t>第４　Ｃ　公表資料で先行し、不足分のみ照会（15件）</w:t>
+        <w:t>第４　Ｃ　公表資料で先行し、不足分のみ照会（16件）</w:t>
       </w:r>
       <w:bookmarkEnd w:id="111"/>
     </w:p>
@@ -3709,6 +3725,65 @@
                 <w:sz w:val="17"/>
               </w:rPr>
               <w:t>受入可能量・業務継続計画・テクノロジーの導入状況</w:t>
+            </w:r>
+          </w:p>
+        </w:tc>
+      </w:tr>
+      <w:tr>
+        <w:tc>
+          <w:tcPr>
+            <w:tcW w:type="dxa" w:w="680"/>
+            <w:vAlign w:val="center"/>
+          </w:tcPr>
+          <w:p>
+            <w:pPr>
+              <w:spacing w:before="20" w:after="20"/>
+            </w:pPr>
+            <w:r>
+              <w:rPr>
+                <w:rFonts w:ascii="游ゴシック" w:hAnsi="游ゴシック" w:eastAsia="游ゴシック"/>
+                <w:b/>
+                <w:sz w:val="17"/>
+              </w:rPr>
+              <w:t>6</w:t>
+            </w:r>
+          </w:p>
+        </w:tc>
+        <w:tc>
+          <w:tcPr>
+            <w:tcW w:type="dxa" w:w="4762"/>
+            <w:vAlign w:val="center"/>
+          </w:tcPr>
+          <w:p>
+            <w:pPr>
+              <w:spacing w:before="20" w:after="20"/>
+            </w:pPr>
+            <w:r>
+              <w:rPr>
+                <w:rFonts w:ascii="游ゴシック" w:hAnsi="游ゴシック" w:eastAsia="游ゴシック"/>
+                <w:b/>
+                <w:sz w:val="17"/>
+              </w:rPr>
+              <w:t>有料老人ホームの一覧およびサービス付き高齢者向け住宅情報提供システムによる入居定員</w:t>
+            </w:r>
+          </w:p>
+        </w:tc>
+        <w:tc>
+          <w:tcPr>
+            <w:tcW w:type="dxa" w:w="4139"/>
+            <w:vAlign w:val="center"/>
+          </w:tcPr>
+          <w:p>
+            <w:pPr>
+              <w:spacing w:before="20" w:after="20"/>
+            </w:pPr>
+            <w:r>
+              <w:rPr>
+                <w:rFonts w:ascii="游ゴシック" w:hAnsi="游ゴシック" w:eastAsia="游ゴシック"/>
+                <w:b/>
+                <w:sz w:val="17"/>
+              </w:rPr>
+              <w:t>県からのご提供の状況と、要介護者等の入居状況</w:t>
             </w:r>
           </w:p>
         </w:tc>
@@ -4552,6 +4627,43 @@
       <w:pPr>
         <w:spacing w:after="40"/>
       </w:pPr>
+    </w:p>
+    <w:p>
+      <w:pPr>
+        <w:spacing w:before="120" w:after="80" w:line="269" w:lineRule="auto"/>
+      </w:pPr>
+      <w:r>
+        <w:rPr>
+          <w:rFonts w:ascii="游ゴシック" w:hAnsi="游ゴシック" w:eastAsia="游ゴシック"/>
+          <w:b/>
+          <w:sz w:val="21"/>
+        </w:rPr>
+        <w:t>№6について</w:t>
+      </w:r>
+      <w:r>
+        <w:rPr>
+          <w:rFonts w:ascii="游ゴシック" w:hAnsi="游ゴシック" w:eastAsia="游ゴシック"/>
+          <w:b w:val="0"/>
+          <w:sz w:val="21"/>
+        </w:rPr>
+        <w:t xml:space="preserve">　</w:t>
+      </w:r>
+      <w:r>
+        <w:rPr>
+          <w:rFonts w:ascii="游ゴシック" w:hAnsi="游ゴシック" w:eastAsia="游ゴシック"/>
+          <w:b/>
+          <w:sz w:val="21"/>
+        </w:rPr>
+        <w:t>高齢者向け住まいの入居定員総数および要介護者等の入居状況は、都道府県等が重要事項説明書等の記載数を計上する等により把握し、市町村に提供するものです。町が独自に調査するものではありません。</w:t>
+      </w:r>
+      <w:r>
+        <w:rPr>
+          <w:rFonts w:ascii="游ゴシック" w:hAnsi="游ゴシック" w:eastAsia="游ゴシック"/>
+          <w:b/>
+          <w:sz w:val="21"/>
+        </w:rPr>
+        <w:t>改正後の介護保険法第117条第5項が、中長期的な推計を定めるにあたりこれを勘案することを求めています（令和9年4月1日施行）。計画素案の11か所がこの事項に依存しています。</w:t>
+      </w:r>
     </w:p>
     <w:p>
       <w:pPr>
@@ -5446,7 +5558,28 @@
           <w:b/>
           <w:sz w:val="21"/>
         </w:rPr>
-        <w:t>資料をご提供いただければ、Ｃの15件はさらに縮みます。</w:t>
+        <w:t>資料をご提供いただければ、Ｃの16件はさらに縮みます。</w:t>
+      </w:r>
+    </w:p>
+    <w:p>
+      <w:pPr>
+        <w:spacing w:before="120" w:after="80" w:line="269" w:lineRule="auto"/>
+      </w:pPr>
+      <w:r>
+        <w:rPr>
+          <w:rFonts w:ascii="游ゴシック" w:hAnsi="游ゴシック" w:eastAsia="游ゴシック"/>
+          <w:b/>
+          <w:sz w:val="21"/>
+        </w:rPr>
+        <w:t>なお、下表の5件のうち4件は、いずれも公表されていることと、その所在を特定いたしました。</w:t>
+      </w:r>
+      <w:r>
+        <w:rPr>
+          <w:rFonts w:ascii="游ゴシック" w:hAnsi="游ゴシック" w:eastAsia="游ゴシック"/>
+          <w:b/>
+          <w:sz w:val="21"/>
+        </w:rPr>
+        <w:t>当方の作業環境から `www.mhlw.go.jp`・`www.pref.iwate.jp`・`www.town.kanegasaki.iwate.jp` に接続できないため、恐れ入りますがファイルでお送りいただきたく存じます。所在は「確認事項の照会」第4に一覧にしております。</w:t>
       </w:r>
     </w:p>
     <w:tbl>
@@ -5603,7 +5736,7 @@
                 <w:b/>
                 <w:sz w:val="17"/>
               </w:rPr>
-              <w:t>本文をご提供いただきたく存じます</w:t>
+              <w:t>所在を特定いたしました。本文（`hontai20242026.pdf`）をお送りいただきたく存じます</w:t>
             </w:r>
           </w:p>
         </w:tc>
@@ -5643,7 +5776,15 @@
                 <w:b/>
                 <w:sz w:val="17"/>
               </w:rPr>
-              <w:t>本町が胆江圏域に属することは当方の記録と整合します。</w:t>
+              <w:t>確認いたしました。</w:t>
+            </w:r>
+            <w:r>
+              <w:rPr>
+                <w:rFonts w:ascii="游ゴシック" w:hAnsi="游ゴシック" w:eastAsia="游ゴシック"/>
+                <w:b/>
+                <w:sz w:val="17"/>
+              </w:rPr>
+              <w:t>岩手県は地域リハビリテーション連携指針（令和4年3月改定）に基づき圏域ごとに広域支援センターを指定しており、胆江圏域は美希病院です。</w:t>
             </w:r>
             <w:r>
               <w:rPr>
@@ -5651,7 +5792,7 @@
                 <w:b w:val="0"/>
                 <w:sz w:val="17"/>
               </w:rPr>
-              <w:t>同センターの指定状況は確認できていません。</w:t>
+              <w:t>県のリハビリテーション支援センターはいわてリハビリテーションセンターであり、圏域ごとの広域支援センターの運営上の課題について保健所・県と連絡協議を行います。</w:t>
             </w:r>
             <w:r>
               <w:rPr>
@@ -5659,7 +5800,7 @@
                 <w:b/>
                 <w:sz w:val="17"/>
               </w:rPr>
-              <w:t>《要確定12》（リハビリテーション専門職等の関与の仕組み）および№58に直結する事項です</w:t>
+              <w:t>計画素案 第6章 基本方針1(4)・第7章5⑨に反映し、《要確定12》の接続先として示しました</w:t>
             </w:r>
           </w:p>
         </w:tc>
@@ -5678,15 +5819,15 @@
                 <w:b/>
                 <w:sz w:val="17"/>
               </w:rPr>
-              <w:t>上記の県計画により確認いたします。</w:t>
+              <w:t>指定が現に続いているか、協力可能な範囲はどこまでかは、なお確認を要します</w:t>
             </w:r>
             <w:r>
               <w:rPr>
                 <w:rFonts w:ascii="游ゴシック" w:hAnsi="游ゴシック" w:eastAsia="游ゴシック"/>
-                <w:b/>
+                <w:b w:val="0"/>
                 <w:sz w:val="17"/>
               </w:rPr>
-              <w:t>指定が現に続いているか、協力可能な範囲はどこまでかは、別途の確認を要します</w:t>
+              <w:t>《要回答58》</w:t>
             </w:r>
           </w:p>
         </w:tc>
@@ -5707,7 +5848,7 @@
                 <w:b/>
                 <w:sz w:val="17"/>
               </w:rPr>
-              <w:t>金ケ崎町第4期地域福祉計画（令和8〜12年度）</w:t>
+              <w:t>金ケ崎町第4期地域福祉計画（令和8年度〜令和12年度）</w:t>
             </w:r>
           </w:p>
         </w:tc>
@@ -5726,7 +5867,39 @@
                 <w:b/>
                 <w:sz w:val="17"/>
               </w:rPr>
-              <w:t>公表されているとのご指摘をいただいていますが、当方は受領しておりません。</w:t>
+              <w:t>所在を特定いたしました。</w:t>
+            </w:r>
+            <w:r>
+              <w:rPr>
+                <w:rFonts w:ascii="游ゴシック" w:hAnsi="游ゴシック" w:eastAsia="游ゴシック"/>
+                <w:b w:val="0"/>
+                <w:sz w:val="17"/>
+              </w:rPr>
+              <w:t>計画期間は令和8年度から令和12年度までであり、</w:t>
+            </w:r>
+            <w:r>
+              <w:rPr>
+                <w:rFonts w:ascii="游ゴシック" w:hAnsi="游ゴシック" w:eastAsia="游ゴシック"/>
+                <w:b/>
+                <w:sz w:val="17"/>
+              </w:rPr>
+              <w:t>本計画の期間（令和9〜11年度）を包含します</w:t>
+            </w:r>
+            <w:r>
+              <w:rPr>
+                <w:rFonts w:ascii="游ゴシック" w:hAnsi="游ゴシック" w:eastAsia="游ゴシック"/>
+                <w:b w:val="0"/>
+                <w:sz w:val="17"/>
+              </w:rPr>
+              <w:t>（計画素案 第1章2に反映）</w:t>
+            </w:r>
+            <w:r>
+              <w:rPr>
+                <w:rFonts w:ascii="游ゴシック" w:hAnsi="游ゴシック" w:eastAsia="游ゴシック"/>
+                <w:b/>
+                <w:sz w:val="17"/>
+              </w:rPr>
+              <w:t>。本文は受領しておりません。</w:t>
             </w:r>
             <w:r>
               <w:rPr>
@@ -5793,7 +5966,39 @@
                 <w:b/>
                 <w:sz w:val="17"/>
               </w:rPr>
-              <w:t>同じく公表されているとのご指摘をいただいていますが、当方は受領しておりません</w:t>
+              <w:t>所在を特定いたしました。</w:t>
+            </w:r>
+            <w:r>
+              <w:rPr>
+                <w:rFonts w:ascii="游ゴシック" w:hAnsi="游ゴシック" w:eastAsia="游ゴシック"/>
+                <w:b w:val="0"/>
+                <w:sz w:val="17"/>
+              </w:rPr>
+              <w:t>第7期・第3期（令和6〜8年度）は</w:t>
+            </w:r>
+            <w:r>
+              <w:rPr>
+                <w:rFonts w:ascii="游ゴシック" w:hAnsi="游ゴシック" w:eastAsia="游ゴシック"/>
+                <w:b/>
+                <w:sz w:val="17"/>
+              </w:rPr>
+              <w:t>令和6年4月に公表</w:t>
+            </w:r>
+            <w:r>
+              <w:rPr>
+                <w:rFonts w:ascii="游ゴシック" w:hAnsi="游ゴシック" w:eastAsia="游ゴシック"/>
+                <w:b w:val="0"/>
+                <w:sz w:val="17"/>
+              </w:rPr>
+              <w:t>されています（計画素案 第1章2に反映）</w:t>
+            </w:r>
+            <w:r>
+              <w:rPr>
+                <w:rFonts w:ascii="游ゴシック" w:hAnsi="游ゴシック" w:eastAsia="游ゴシック"/>
+                <w:b/>
+                <w:sz w:val="17"/>
+              </w:rPr>
+              <w:t>。本文は受領しておりません</w:t>
             </w:r>
           </w:p>
         </w:tc>
@@ -5812,7 +6017,7 @@
                 <w:b/>
                 <w:sz w:val="17"/>
               </w:rPr>
-              <w:t>本文をご提供いただければ、№69は次期計画の進捗のみに縮みます</w:t>
+              <w:t>本文をご提供いただければ、№69は次期計画の策定主体と進捗のみに縮みます</w:t>
             </w:r>
           </w:p>
         </w:tc>
@@ -6003,7 +6208,28 @@
           <w:b/>
           <w:sz w:val="21"/>
         </w:rPr>
-        <w:t>Ｂの22件とＣの先行整理を進めるには、環境のネットワークの設定でこれらを許可していただくか、該当する資料をファイルでお送りいただく必要があります。</w:t>
+        <w:t>Ｂの21件とＣの先行整理を進めるには、環境のネットワークの設定でこれらを許可していただくか、該当する資料をファイルでお送りいただく必要があります。</w:t>
+      </w:r>
+    </w:p>
+    <w:p>
+      <w:pPr>
+        <w:spacing w:before="0" w:after="80" w:line="269" w:lineRule="auto"/>
+      </w:pPr>
+      <w:r>
+        <w:rPr>
+          <w:rFonts w:ascii="游ゴシック" w:hAnsi="游ゴシック" w:eastAsia="游ゴシック"/>
+          <w:b/>
+          <w:sz w:val="21"/>
+        </w:rPr>
+        <w:t>所在が分かっている資料は「確認事項の照会」第4に一覧にしております。</w:t>
+      </w:r>
+      <w:r>
+        <w:rPr>
+          <w:rFonts w:ascii="游ゴシック" w:hAnsi="游ゴシック" w:eastAsia="游ゴシック"/>
+          <w:b/>
+          <w:sz w:val="21"/>
+        </w:rPr>
+        <w:t>ファイルでお送りいただけるのであれば、ネットワークの設定の変更は要しません。</w:t>
       </w:r>
     </w:p>
     <w:sectPr>

--- a/output/確認事項の区分.docx
+++ b/output/確認事項の区分.docx
@@ -116,7 +116,7 @@
           <w:b w:val="0"/>
           <w:sz w:val="21"/>
         </w:rPr>
-        <w:t>「ご判断をいただきたい事項」13件は別の番号であり、本書の対象に含めていません。</w:t>
+        <w:t>「ご判断をいただきたい事項」17件は別の番号であり、本書の対象に含めていません。</w:t>
       </w:r>
     </w:p>
     <w:p>

--- a/output/確認事項の区分.docx
+++ b/output/確認事項の区分.docx
@@ -87,7 +87,7 @@
           <w:b/>
           <w:sz w:val="21"/>
         </w:rPr>
-        <w:t>確認事項70件を、ご回答をお願いする先により4つに区分したものです。</w:t>
+        <w:t>確認事項72件を、ご回答をお願いする先により4つに区分したものです。</w:t>
       </w:r>
       <w:r>
         <w:rPr>
@@ -858,7 +858,7 @@
                 <w:b/>
                 <w:sz w:val="17"/>
               </w:rPr>
-              <w:t>30件</w:t>
+              <w:t>32件</w:t>
             </w:r>
           </w:p>
         </w:tc>
@@ -917,7 +917,7 @@
                 <w:b/>
                 <w:sz w:val="17"/>
               </w:rPr>
-              <w:t>70件</w:t>
+              <w:t>72件</w:t>
             </w:r>
           </w:p>
         </w:tc>
@@ -936,7 +936,15 @@
                 <w:b/>
                 <w:sz w:val="17"/>
               </w:rPr>
-              <w:t>1から70まで欠番・重複なく区分しました</w:t>
+              <w:t>1から72まで欠番・重複なく区分しました</w:t>
+            </w:r>
+            <w:r>
+              <w:rPr>
+                <w:rFonts w:ascii="游ゴシック" w:hAnsi="游ゴシック" w:eastAsia="游ゴシック"/>
+                <w:b w:val="0"/>
+                <w:sz w:val="17"/>
+              </w:rPr>
+              <w:t>（№71・72は令和8年10月24日に加えたもの）</w:t>
             </w:r>
           </w:p>
         </w:tc>
@@ -957,7 +965,7 @@
           <w:b/>
           <w:sz w:val="21"/>
         </w:rPr>
-        <w:t>したがって、24件（Ａ・Ｂ）を当面の照会から外し、16件（Ｃ）は照会の内容を縮減し、30件（Ｄ）を回答のご依頼の対象といたします。</w:t>
+        <w:t>したがって、24件（Ａ・Ｂ）を当面の照会から外し、16件（Ｃ）は照会の内容を縮減し、32件（Ｄ）を回答のご依頼の対象といたします。</w:t>
       </w:r>
     </w:p>
     <w:p>
@@ -1457,7 +1465,7 @@
           <w:b/>
           <w:sz w:val="21"/>
         </w:rPr>
-        <w:t>町にご回答をお願いする件数は、前回の46件（新たに加えた2件を含めて48件相当）から、Ｄの30件になります。</w:t>
+        <w:t>町にご回答をお願いする件数は、前回の46件（新たに加えた2件を含めて48件相当）から、Ｄの32件になります（令和8年10月24日に加えた№71・72を含む）。</w:t>
       </w:r>
       <w:r>
         <w:rPr>
@@ -4749,7 +4757,7 @@
           <w:color w:val="2E74B5"/>
           <w:sz w:val="30"/>
         </w:rPr>
-        <w:t>第５　Ｄ　町のご回答・内部データが必要（30件）</w:t>
+        <w:t>第５　Ｄ　町のご回答・内部データが必要（32件）</w:t>
       </w:r>
       <w:bookmarkEnd w:id="112"/>
     </w:p>
@@ -5264,6 +5272,65 @@
                 <w:sz w:val="17"/>
               </w:rPr>
               <w:t>チームオレンジ、グループホームの待機者、町外の利用等の実績</w:t>
+            </w:r>
+          </w:p>
+        </w:tc>
+      </w:tr>
+      <w:tr>
+        <w:tc>
+          <w:tcPr>
+            <w:tcW w:type="dxa" w:w="2268"/>
+            <w:vAlign w:val="center"/>
+          </w:tcPr>
+          <w:p>
+            <w:pPr>
+              <w:spacing w:before="20" w:after="20"/>
+            </w:pPr>
+            <w:r>
+              <w:rPr>
+                <w:rFonts w:ascii="游ゴシック" w:hAnsi="游ゴシック" w:eastAsia="游ゴシック"/>
+                <w:b/>
+                <w:sz w:val="17"/>
+              </w:rPr>
+              <w:t>認定者の状態の変化・指標の定義</w:t>
+            </w:r>
+          </w:p>
+        </w:tc>
+        <w:tc>
+          <w:tcPr>
+            <w:tcW w:type="dxa" w:w="2041"/>
+            <w:vAlign w:val="center"/>
+          </w:tcPr>
+          <w:p>
+            <w:pPr>
+              <w:spacing w:before="20" w:after="20"/>
+            </w:pPr>
+            <w:r>
+              <w:rPr>
+                <w:rFonts w:ascii="游ゴシック" w:hAnsi="游ゴシック" w:eastAsia="游ゴシック"/>
+                <w:b/>
+                <w:sz w:val="17"/>
+              </w:rPr>
+              <w:t>71・72</w:t>
+            </w:r>
+          </w:p>
+        </w:tc>
+        <w:tc>
+          <w:tcPr>
+            <w:tcW w:type="dxa" w:w="5272"/>
+            <w:vAlign w:val="center"/>
+          </w:tcPr>
+          <w:p>
+            <w:pPr>
+              <w:spacing w:before="20" w:after="20"/>
+            </w:pPr>
+            <w:r>
+              <w:rPr>
+                <w:rFonts w:ascii="游ゴシック" w:hAnsi="游ゴシック" w:eastAsia="游ゴシック"/>
+                <w:b w:val="0"/>
+                <w:sz w:val="17"/>
+              </w:rPr>
+              <w:t>要介護認定の出入りの集計、見える化システムの抽出条件</w:t>
             </w:r>
           </w:p>
         </w:tc>

--- a/output/確認事項の区分.docx
+++ b/output/確認事項の区分.docx
@@ -732,7 +732,7 @@
                 <w:b/>
                 <w:sz w:val="17"/>
               </w:rPr>
-              <w:t>21件</w:t>
+              <w:t>20件</w:t>
             </w:r>
           </w:p>
         </w:tc>
@@ -858,7 +858,7 @@
                 <w:b/>
                 <w:sz w:val="17"/>
               </w:rPr>
-              <w:t>32件</w:t>
+              <w:t>33件</w:t>
             </w:r>
           </w:p>
         </w:tc>
@@ -965,7 +965,7 @@
           <w:b/>
           <w:sz w:val="21"/>
         </w:rPr>
-        <w:t>したがって、24件（Ａ・Ｂ）を当面の照会から外し、16件（Ｃ）は照会の内容を縮減し、32件（Ｄ）を回答のご依頼の対象といたします。</w:t>
+        <w:t>したがって、23件（Ａ・Ｂ）を当面の照会から外し、16件（Ｃ）は照会の内容を縮減し、33件（Ｄ）を回答のご依頼の対象といたします。</w:t>
       </w:r>
     </w:p>
     <w:p>
@@ -1465,7 +1465,7 @@
           <w:b/>
           <w:sz w:val="21"/>
         </w:rPr>
-        <w:t>町にご回答をお願いする件数は、前回の46件（新たに加えた2件を含めて48件相当）から、Ｄの32件になります（令和8年10月24日に加えた№71・72を含む）。</w:t>
+        <w:t>町にご回答をお願いする件数は、前回の46件（新たに加えた2件を含めて48件相当）から、Ｄの33件になります（令和8年10月24日に加えた№71・72と、Ｂから移した№12を含む）。</w:t>
       </w:r>
       <w:r>
         <w:rPr>
@@ -1905,7 +1905,7 @@
           <w:color w:val="2E74B5"/>
           <w:sz w:val="30"/>
         </w:rPr>
-        <w:t>第３　Ｂ　当方で一次資料を確認する（21件）　―　ご回答は不要です</w:t>
+        <w:t>第３　Ｂ　当方で一次資料を確認する（20件）　―　ご回答は不要です</w:t>
       </w:r>
       <w:bookmarkEnd w:id="106"/>
     </w:p>
@@ -3095,7 +3095,7 @@
           <w:color w:val="2E74B5"/>
           <w:sz w:val="25"/>
         </w:rPr>
-        <w:t>４　資料・出典の確認（6件）</w:t>
+        <w:t>４　資料・出典の確認（5件）</w:t>
       </w:r>
       <w:bookmarkEnd w:id="110"/>
     </w:p>
@@ -3187,65 +3187,6 @@
                 <w:sz w:val="17"/>
               </w:rPr>
               <w:t>留意点</w:t>
-            </w:r>
-          </w:p>
-        </w:tc>
-      </w:tr>
-      <w:tr>
-        <w:tc>
-          <w:tcPr>
-            <w:tcW w:type="dxa" w:w="680"/>
-            <w:vAlign w:val="center"/>
-          </w:tcPr>
-          <w:p>
-            <w:pPr>
-              <w:spacing w:before="20" w:after="20"/>
-            </w:pPr>
-            <w:r>
-              <w:rPr>
-                <w:rFonts w:ascii="游ゴシック" w:hAnsi="游ゴシック" w:eastAsia="游ゴシック"/>
-                <w:b/>
-                <w:sz w:val="17"/>
-              </w:rPr>
-              <w:t>12</w:t>
-            </w:r>
-          </w:p>
-        </w:tc>
-        <w:tc>
-          <w:tcPr>
-            <w:tcW w:type="dxa" w:w="3969"/>
-            <w:vAlign w:val="center"/>
-          </w:tcPr>
-          <w:p>
-            <w:pPr>
-              <w:spacing w:before="20" w:after="20"/>
-            </w:pPr>
-            <w:r>
-              <w:rPr>
-                <w:rFonts w:ascii="游ゴシック" w:hAnsi="游ゴシック" w:eastAsia="游ゴシック"/>
-                <w:b w:val="0"/>
-                <w:sz w:val="17"/>
-              </w:rPr>
-              <w:t>通いの場とオレンジカフェの定義を整理する</w:t>
-            </w:r>
-          </w:p>
-        </w:tc>
-        <w:tc>
-          <w:tcPr>
-            <w:tcW w:type="dxa" w:w="4932"/>
-            <w:vAlign w:val="center"/>
-          </w:tcPr>
-          <w:p>
-            <w:pPr>
-              <w:spacing w:before="20" w:after="20"/>
-            </w:pPr>
-            <w:r>
-              <w:rPr>
-                <w:rFonts w:ascii="游ゴシック" w:hAnsi="游ゴシック" w:eastAsia="游ゴシック"/>
-                <w:b/>
-                <w:sz w:val="17"/>
-              </w:rPr>
-              <w:t>計画素案では既に、国の調査でいう通いの場（令和6年度13か所）とオレンジカフェ（41か所）を別のものとして扱っています。41か所を通いの場の実績として用いません</w:t>
             </w:r>
           </w:p>
         </w:tc>
@@ -4757,7 +4698,7 @@
           <w:color w:val="2E74B5"/>
           <w:sz w:val="30"/>
         </w:rPr>
-        <w:t>第５　Ｄ　町のご回答・内部データが必要（32件）</w:t>
+        <w:t>第５　Ｄ　町のご回答・内部データが必要（33件）</w:t>
       </w:r>
       <w:bookmarkEnd w:id="112"/>
     </w:p>
@@ -4960,7 +4901,7 @@
                 <w:b/>
                 <w:sz w:val="17"/>
               </w:rPr>
-              <w:t>11・14・18</w:t>
+              <w:t>11・12・14・18</w:t>
             </w:r>
           </w:p>
         </w:tc>
@@ -4979,7 +4920,7 @@
                 <w:b w:val="0"/>
                 <w:sz w:val="17"/>
               </w:rPr>
-              <w:t>未実施の理由、サービスの利用の経過、予防給付と総合事業の実態</w:t>
+              <w:t>未実施の理由、通いの場・オレンジカフェの原票と台帳、サービスの利用の経過、予防給付と総合事業の実態</w:t>
             </w:r>
           </w:p>
         </w:tc>
@@ -6275,7 +6216,7 @@
           <w:b/>
           <w:sz w:val="21"/>
         </w:rPr>
-        <w:t>Ｂの21件とＣの先行整理を進めるには、環境のネットワークの設定でこれらを許可していただくか、該当する資料をファイルでお送りいただく必要があります。</w:t>
+        <w:t>Ｂの20件とＣの先行整理を進めるには、環境のネットワークの設定でこれらを許可していただくか、該当する資料をファイルでお送りいただく必要があります。</w:t>
       </w:r>
     </w:p>
     <w:p>
